--- a/static/templates-se2026/surat_pernyataan_termin2_ppl_se2026.docx
+++ b/static/templates-se2026/surat_pernyataan_termin2_ppl_se2026.docx
@@ -337,7 +337,7 @@
       <w:r>
         <w:rPr>
           <w:rFonts w:ascii="Bookman Old Style" w:eastAsia="Bookman Old Style" w:hAnsi="Bookman Old Style" w:cs="Bookman Old Style"/>
-          <w:color w:val="FF0000"/>
+          <w:color w:val="000000"/>
           <w:sz w:val="24"/>
           <w:szCs w:val="24"/>
         </w:rPr>
@@ -414,7 +414,7 @@
       <w:r>
         <w:rPr>
           <w:rFonts w:ascii="Bookman Old Style" w:eastAsia="Bookman Old Style" w:hAnsi="Bookman Old Style" w:cs="Bookman Old Style"/>
-          <w:color w:val="FF0000"/>
+          <w:color w:val="000000"/>
           <w:sz w:val="24"/>
           <w:szCs w:val="24"/>
         </w:rPr>
@@ -431,7 +431,7 @@
       <w:r>
         <w:rPr>
           <w:rFonts w:ascii="Bookman Old Style" w:eastAsia="Bookman Old Style" w:hAnsi="Bookman Old Style" w:cs="Bookman Old Style"/>
-          <w:color w:val="FF0000"/>
+          <w:color w:val="000000"/>
           <w:sz w:val="24"/>
           <w:szCs w:val="24"/>
         </w:rPr>
@@ -448,7 +448,7 @@
       <w:r>
         <w:rPr>
           <w:rFonts w:ascii="Bookman Old Style" w:eastAsia="Bookman Old Style" w:hAnsi="Bookman Old Style" w:cs="Bookman Old Style"/>
-          <w:color w:val="FF0000"/>
+          <w:color w:val="000000"/>
           <w:sz w:val="24"/>
           <w:szCs w:val="24"/>
         </w:rPr>
@@ -465,7 +465,7 @@
       <w:r>
         <w:rPr>
           <w:rFonts w:ascii="Bookman Old Style" w:eastAsia="Bookman Old Style" w:hAnsi="Bookman Old Style" w:cs="Bookman Old Style"/>
-          <w:color w:val="FF0000"/>
+          <w:color w:val="000000"/>
           <w:sz w:val="24"/>
           <w:szCs w:val="24"/>
         </w:rPr>
@@ -482,7 +482,7 @@
       <w:r>
         <w:rPr>
           <w:rFonts w:ascii="Bookman Old Style" w:eastAsia="Bookman Old Style" w:hAnsi="Bookman Old Style" w:cs="Bookman Old Style"/>
-          <w:color w:val="FF0000"/>
+          <w:color w:val="000000"/>
           <w:sz w:val="24"/>
           <w:szCs w:val="24"/>
         </w:rPr>
@@ -962,7 +962,7 @@
               <w:spacing w:after="240" w:line="240" w:lineRule="auto"/>
               <w:rPr>
                 <w:rFonts w:ascii="Bookman Old Style" w:eastAsia="Bookman Old Style" w:hAnsi="Bookman Old Style" w:cs="Bookman Old Style"/>
-                <w:color w:val="FF0000"/>
+                <w:color w:val="000000"/>
                 <w:sz w:val="24"/>
                 <w:szCs w:val="24"/>
               </w:rPr>
@@ -973,7 +973,7 @@
               <w:spacing w:after="240" w:line="240" w:lineRule="auto"/>
               <w:rPr>
                 <w:rFonts w:ascii="Bookman Old Style" w:eastAsia="Bookman Old Style" w:hAnsi="Bookman Old Style" w:cs="Bookman Old Style"/>
-                <w:color w:val="FF0000"/>
+                <w:color w:val="000000"/>
                 <w:sz w:val="24"/>
                 <w:szCs w:val="24"/>
               </w:rPr>
@@ -984,7 +984,7 @@
               <w:spacing w:after="240" w:line="240" w:lineRule="auto"/>
               <w:rPr>
                 <w:rFonts w:ascii="Bookman Old Style" w:eastAsia="Bookman Old Style" w:hAnsi="Bookman Old Style" w:cs="Bookman Old Style"/>
-                <w:color w:val="FF0000"/>
+                <w:color w:val="000000"/>
                 <w:sz w:val="24"/>
                 <w:szCs w:val="24"/>
               </w:rPr>
@@ -1036,12 +1036,9 @@
     </w:tbl>
     <w:p>
       <w:pPr>
-        <w:widowControl w:val="0"/>
-        <w:spacing w:after="0" w:line="240" w:lineRule="auto"/>
-        <w:rPr>
-          <w:rFonts w:ascii="Bookman Old Style" w:eastAsia="Bookman Old Style" w:hAnsi="Bookman Old Style" w:cs="Bookman Old Style"/>
-          <w:sz w:val="24"/>
-          <w:szCs w:val="24"/>
+        <w:spacing w:after="0" w:line="20" w:lineRule="exact"/>
+        <w:rPr>
+          <w:sz w:val="2"/>
         </w:rPr>
       </w:pPr>
     </w:p>
@@ -1050,7 +1047,7 @@
       <w:headerReference w:type="first" r:id="rId9"/>
       <w:footerReference w:type="first" r:id="rId10"/>
       <w:pgSz w:w="12240" w:h="15840"/>
-      <w:pgMar w:top="1440" w:right="1440" w:bottom="900" w:left="1440" w:header="709" w:footer="709" w:gutter="0"/>
+      <w:pgMar w:top="900" w:right="1440" w:bottom="720" w:left="1440" w:header="709" w:footer="709" w:gutter="0"/>
       <w:cols w:space="720"/>
       <w:docGrid w:linePitch="299"/>
     </w:sectPr>
